--- a/examples/descriptive-chaxu-geju/paper.docx
+++ b/examples/descriptive-chaxu-geju/paper.docx
@@ -379,6 +379,9 @@
         <w:t xml:space="preserve">等</w:t>
       </w:r>
       <w:r>
+        <w:t xml:space="preserve"> (2014)</w:t>
+      </w:r>
+      <w:r>
         <w:t xml:space="preserve"> </w:t>
       </w:r>
       <w:r>
@@ -591,6 +594,9 @@
         <w:t xml:space="preserve">等</w:t>
       </w:r>
       <w:r>
+        <w:t xml:space="preserve"> (2017)</w:t>
+      </w:r>
+      <w:r>
         <w:t xml:space="preserve"> </w:t>
       </w:r>
       <w:r>
@@ -662,7 +668,22 @@
         <w:t xml:space="preserve">年以来多期调查的重新估计更直接地指出，所谓下降在相当程度上是问卷与抽样变动造成的假象；</w:t>
       </w:r>
       <w:r>
-        <w:t xml:space="preserve">[NO AUTHOR]</w:t>
+        <w:rPr>
+          <w:rFonts w:hint="eastAsia"/>
+        </w:rPr>
+        <w:t xml:space="preserve">杨明</w:t>
+      </w:r>
+      <w:r>
+        <w:t xml:space="preserve"> </w:t>
+      </w:r>
+      <w:r>
+        <w:rPr>
+          <w:rFonts w:hint="eastAsia"/>
+        </w:rPr>
+        <w:t xml:space="preserve">等</w:t>
+      </w:r>
+      <w:r>
+        <w:t xml:space="preserve"> (2011)</w:t>
       </w:r>
       <w:r>
         <w:t xml:space="preserve"> </w:t>
@@ -1249,17 +1270,18 @@
     <w:tbl>
       <w:tblPr>
         <w:tblStyle w:val="Table"/>
-        <w:tblW w:type="auto" w:w="0"/>
+        <w:tblW w:type="pct" w:w="5000"/>
+        <w:tblLayout w:type="fixed"/>
         <w:tblLook w:firstRow="1" w:lastRow="0" w:firstColumn="0" w:lastColumn="0" w:noHBand="0" w:noVBand="0" w:val="0020"/>
         <w:tblCaption w:val="表 1. 描述统计。"/>
       </w:tblPr>
       <w:tblGrid>
-        <w:gridCol w:w="1320"/>
-        <w:gridCol w:w="1320"/>
-        <w:gridCol w:w="1320"/>
-        <w:gridCol w:w="1320"/>
-        <w:gridCol w:w="1320"/>
-        <w:gridCol w:w="1320"/>
+        <w:gridCol w:w="1033"/>
+        <w:gridCol w:w="1377"/>
+        <w:gridCol w:w="1377"/>
+        <w:gridCol w:w="1377"/>
+        <w:gridCol w:w="1377"/>
+        <w:gridCol w:w="1377"/>
       </w:tblGrid>
       <w:tr>
         <w:trPr>
@@ -1765,9 +1787,6 @@
               <w:pStyle w:val="Compact"/>
             </w:pPr>
             <w:r>
-              <w:t xml:space="preserve">urban_hukou3=1 </w:t>
-            </w:r>
-            <w:r>
               <w:rPr>
                 <w:rFonts w:hint="eastAsia"/>
               </w:rPr>
@@ -1850,9 +1869,6 @@
               <w:pStyle w:val="Compact"/>
             </w:pPr>
             <w:r>
-              <w:t xml:space="preserve">urban_hukou3=2 </w:t>
-            </w:r>
-            <w:r>
               <w:rPr>
                 <w:rFonts w:hint="eastAsia"/>
               </w:rPr>
@@ -1928,9 +1944,6 @@
             <w:pPr>
               <w:pStyle w:val="Compact"/>
             </w:pPr>
-            <w:r>
-              <w:t xml:space="preserve">urban_hukou3=3 </w:t>
-            </w:r>
             <w:r>
               <w:rPr>
                 <w:rFonts w:hint="eastAsia"/>
@@ -4357,7 +4370,10 @@
         <w:rPr>
           <w:rFonts w:hint="eastAsia"/>
         </w:rPr>
-        <w:t xml:space="preserve">等)</w:t>
+        <w:t xml:space="preserve">等,</w:t>
+      </w:r>
+      <w:r>
+        <w:t xml:space="preserve"> 2017)</w:t>
       </w:r>
       <w:r>
         <w:rPr>
@@ -5127,7 +5143,7 @@
       </w:r>
     </w:p>
     <w:bookmarkEnd w:id="33"/>
-    <w:bookmarkStart w:id="62" w:name="参考文献"/>
+    <w:bookmarkStart w:id="63" w:name="参考文献"/>
     <w:p>
       <w:pPr>
         <w:pStyle w:val="Heading2"/>
@@ -5139,7 +5155,7 @@
         <w:t xml:space="preserve">参考文献</w:t>
       </w:r>
     </w:p>
-    <w:bookmarkStart w:id="61" w:name="refs"/>
+    <w:bookmarkStart w:id="62" w:name="refs"/>
     <w:bookmarkStart w:id="35" w:name="ref-ref_W2037265139"/>
     <w:p>
       <w:pPr>
@@ -5254,28 +5270,12 @@
       </w:r>
     </w:p>
     <w:bookmarkEnd w:id="43"/>
-    <w:bookmarkStart w:id="44" w:name="ref-ref_pdf_1f5e48056f"/>
+    <w:bookmarkStart w:id="45" w:name="ref-ref_W3071996096"/>
     <w:p>
       <w:pPr>
         <w:pStyle w:val="Bibliography"/>
       </w:pPr>
       <w:r>
-        <w:t xml:space="preserve">[NO AUTHOR]. [UNVERIFIED] </w:t>
-      </w:r>
-      <w:r>
-        <w:rPr>
-          <w:rFonts w:hint="eastAsia"/>
-        </w:rPr>
-        <w:t xml:space="preserve">变迁社会中的社会信任：存量与变化[J].</w:t>
-      </w:r>
-    </w:p>
-    <w:bookmarkEnd w:id="44"/>
-    <w:bookmarkStart w:id="46" w:name="ref-ref_W3071996096"/>
-    <w:p>
-      <w:pPr>
-        <w:pStyle w:val="Bibliography"/>
-      </w:pPr>
-      <w:r>
         <w:t xml:space="preserve">STEINHARDT H C, DELHEY J, 2020. Socio-Economic Modernization and the</w:t>
       </w:r>
       <w:r>
@@ -5290,7 +5290,7 @@
       <w:r>
         <w:t xml:space="preserve">in China: A Multi-level Analysis of General and Particular Trust[J/OL]. Social Indicators Research, 152(3): 923-949. DOI:</w:t>
       </w:r>
-      <w:hyperlink r:id="rId45">
+      <w:hyperlink r:id="rId44">
         <w:r>
           <w:rPr>
             <w:rStyle w:val="Hyperlink"/>
@@ -5302,8 +5302,8 @@
         <w:t xml:space="preserve">.</w:t>
       </w:r>
     </w:p>
-    <w:bookmarkEnd w:id="46"/>
-    <w:bookmarkStart w:id="48" w:name="ref-ref_W4404645386"/>
+    <w:bookmarkEnd w:id="45"/>
+    <w:bookmarkStart w:id="47" w:name="ref-ref_W4404645386"/>
     <w:p>
       <w:pPr>
         <w:pStyle w:val="Bibliography"/>
@@ -5320,7 +5320,7 @@
       <w:r>
         <w:t xml:space="preserve">[J/OL]. Chinese Sociological Review, 57(3): 297-327. DOI:</w:t>
       </w:r>
-      <w:hyperlink r:id="rId47">
+      <w:hyperlink r:id="rId46">
         <w:r>
           <w:rPr>
             <w:rStyle w:val="Hyperlink"/>
@@ -5332,8 +5332,8 @@
         <w:t xml:space="preserve">.</w:t>
       </w:r>
     </w:p>
-    <w:bookmarkEnd w:id="48"/>
-    <w:bookmarkStart w:id="50" w:name="ref-ref_W2902537983"/>
+    <w:bookmarkEnd w:id="47"/>
+    <w:bookmarkStart w:id="49" w:name="ref-ref_W2902537983"/>
     <w:p>
       <w:pPr>
         <w:pStyle w:val="Bibliography"/>
@@ -5341,7 +5341,7 @@
       <w:r>
         <w:t xml:space="preserve">SU Z, YE Y, WANG P, 2018. Social change and generalized anomie: Why economic development has reduced social trust in China[J/OL]. International Sociology, 34(1): 58-82. DOI:</w:t>
       </w:r>
-      <w:hyperlink r:id="rId49">
+      <w:hyperlink r:id="rId48">
         <w:r>
           <w:rPr>
             <w:rStyle w:val="Hyperlink"/>
@@ -5353,8 +5353,8 @@
         <w:t xml:space="preserve">.</w:t>
       </w:r>
     </w:p>
-    <w:bookmarkEnd w:id="50"/>
-    <w:bookmarkStart w:id="52" w:name="ref-ref_W1789051580"/>
+    <w:bookmarkEnd w:id="49"/>
+    <w:bookmarkStart w:id="51" w:name="ref-ref_W1789051580"/>
     <w:p>
       <w:pPr>
         <w:pStyle w:val="Bibliography"/>
@@ -5362,7 +5362,7 @@
       <w:r>
         <w:t xml:space="preserve">YAN Y, 2010. The Chinese path to individualization[J/OL]. British Journal of Sociology, 61(3): 489-512. DOI:</w:t>
       </w:r>
-      <w:hyperlink r:id="rId51">
+      <w:hyperlink r:id="rId50">
         <w:r>
           <w:rPr>
             <w:rStyle w:val="Hyperlink"/>
@@ -5374,8 +5374,8 @@
         <w:t xml:space="preserve">.</w:t>
       </w:r>
     </w:p>
-    <w:bookmarkEnd w:id="52"/>
-    <w:bookmarkStart w:id="54" w:name="ref-ref_W2082634914"/>
+    <w:bookmarkEnd w:id="51"/>
+    <w:bookmarkStart w:id="53" w:name="ref-ref_W2082634914"/>
     <w:p>
       <w:pPr>
         <w:pStyle w:val="Bibliography"/>
@@ -5383,7 +5383,7 @@
       <w:r>
         <w:t xml:space="preserve">ZHOU Y X, HU A, 2013. The Radius of Generalized Trust in Contemporary China[J/OL]. Chinese Sociological Review, 46(2): 63-90. DOI:</w:t>
       </w:r>
-      <w:hyperlink r:id="rId53">
+      <w:hyperlink r:id="rId52">
         <w:r>
           <w:rPr>
             <w:rStyle w:val="Hyperlink"/>
@@ -5395,8 +5395,60 @@
         <w:t xml:space="preserve">.</w:t>
       </w:r>
     </w:p>
+    <w:bookmarkEnd w:id="53"/>
+    <w:bookmarkStart w:id="54" w:name="ref-ref_pdf_da7ee45e62"/>
+    <w:p>
+      <w:pPr>
+        <w:pStyle w:val="Bibliography"/>
+      </w:pPr>
+      <w:r>
+        <w:rPr>
+          <w:rFonts w:hint="eastAsia"/>
+        </w:rPr>
+        <w:t xml:space="preserve">吕炜,</w:t>
+      </w:r>
+      <w:r>
+        <w:t xml:space="preserve"> </w:t>
+      </w:r>
+      <w:r>
+        <w:rPr>
+          <w:rFonts w:hint="eastAsia"/>
+        </w:rPr>
+        <w:t xml:space="preserve">姬明曦,</w:t>
+      </w:r>
+      <w:r>
+        <w:t xml:space="preserve"> </w:t>
+      </w:r>
+      <w:r>
+        <w:rPr>
+          <w:rFonts w:hint="eastAsia"/>
+        </w:rPr>
+        <w:t xml:space="preserve">杨沫,</w:t>
+      </w:r>
+      <w:r>
+        <w:t xml:space="preserve"> 2017. </w:t>
+      </w:r>
+      <w:r>
+        <w:rPr>
+          <w:rFonts w:hint="eastAsia"/>
+        </w:rPr>
+        <w:t xml:space="preserve">人口流动能否影响社会信任——基于中国综合社会调查(CGSS)的经验研究[J].</w:t>
+      </w:r>
+      <w:r>
+        <w:t xml:space="preserve"> </w:t>
+      </w:r>
+      <w:r>
+        <w:rPr>
+          <w:rFonts w:hint="eastAsia"/>
+        </w:rPr>
+        <w:t xml:space="preserve">经济学动态(12):</w:t>
+      </w:r>
+      <w:r>
+        <w:t xml:space="preserve"> 61-72.</w:t>
+      </w:r>
+    </w:p>
     <w:bookmarkEnd w:id="54"/>
-    <w:bookmarkStart w:id="55" w:name="ref-ref_pdf_da7ee45e62"/>
+    <w:bookmarkStart w:id="55" w:name="ref-ref_pdf_1f5e48056f"/>
     <w:p>
       <w:pPr>
         <w:pStyle w:val="Bibliography"/>
@@ -5405,38 +5457,50 @@
         <w:rPr>
           <w:rFonts w:hint="eastAsia"/>
         </w:rPr>
-        <w:t xml:space="preserve">吕炜,</w:t>
-      </w:r>
-      <w:r>
-        <w:t xml:space="preserve"> </w:t>
-      </w:r>
-      <w:r>
-        <w:rPr>
-          <w:rFonts w:hint="eastAsia"/>
-        </w:rPr>
-        <w:t xml:space="preserve">姬明曦,</w:t>
-      </w:r>
-      <w:r>
-        <w:t xml:space="preserve"> </w:t>
-      </w:r>
-      <w:r>
-        <w:rPr>
-          <w:rFonts w:hint="eastAsia"/>
-        </w:rPr>
-        <w:t xml:space="preserve">杨沫.</w:t>
-      </w:r>
-      <w:r>
-        <w:t xml:space="preserve"> [UNVERIFIED] </w:t>
-      </w:r>
-      <w:r>
-        <w:rPr>
-          <w:rFonts w:hint="eastAsia"/>
-        </w:rPr>
-        <w:t xml:space="preserve">人口流动能否影响社会信任[J].</w:t>
+        <w:t xml:space="preserve">杨明,</w:t>
+      </w:r>
+      <w:r>
+        <w:t xml:space="preserve"> </w:t>
+      </w:r>
+      <w:r>
+        <w:rPr>
+          <w:rFonts w:hint="eastAsia"/>
+        </w:rPr>
+        <w:t xml:space="preserve">孟天广,</w:t>
+      </w:r>
+      <w:r>
+        <w:t xml:space="preserve"> </w:t>
+      </w:r>
+      <w:r>
+        <w:rPr>
+          <w:rFonts w:hint="eastAsia"/>
+        </w:rPr>
+        <w:t xml:space="preserve">方然,</w:t>
+      </w:r>
+      <w:r>
+        <w:t xml:space="preserve"> 2011. </w:t>
+      </w:r>
+      <w:r>
+        <w:rPr>
+          <w:rFonts w:hint="eastAsia"/>
+        </w:rPr>
+        <w:t xml:space="preserve">变迁社会中的社会信任：存量与变化——1990—2010年[J].</w:t>
+      </w:r>
+      <w:r>
+        <w:t xml:space="preserve"> </w:t>
+      </w:r>
+      <w:r>
+        <w:rPr>
+          <w:rFonts w:hint="eastAsia"/>
+        </w:rPr>
+        <w:t xml:space="preserve">北京大学学报(哲学社会科学版),</w:t>
+      </w:r>
+      <w:r>
+        <w:t xml:space="preserve"> 48(6): 100-109.</w:t>
       </w:r>
     </w:p>
     <w:bookmarkEnd w:id="55"/>
-    <w:bookmarkStart w:id="56" w:name="ref-ref_pdf_5fba4f4009"/>
+    <w:bookmarkStart w:id="57" w:name="ref-ref_pdf_5fba4f4009"/>
     <w:p>
       <w:pPr>
         <w:pStyle w:val="Bibliography"/>
@@ -5454,20 +5518,43 @@
         <w:rPr>
           <w:rFonts w:hint="eastAsia"/>
         </w:rPr>
-        <w:t xml:space="preserve">赖静萍.</w:t>
-      </w:r>
-      <w:r>
-        <w:t xml:space="preserve"> [UNVERIFIED] </w:t>
-      </w:r>
-      <w:r>
-        <w:rPr>
-          <w:rFonts w:hint="eastAsia"/>
-        </w:rPr>
-        <w:t xml:space="preserve">信任的差序格局与民主价值[J].</w:t>
-      </w:r>
-    </w:p>
-    <w:bookmarkEnd w:id="56"/>
-    <w:bookmarkStart w:id="57" w:name="ref-ref_pdf_fa8db2269c"/>
+        <w:t xml:space="preserve">赖静萍,</w:t>
+      </w:r>
+      <w:r>
+        <w:t xml:space="preserve"> 2014. </w:t>
+      </w:r>
+      <w:r>
+        <w:rPr>
+          <w:rFonts w:hint="eastAsia"/>
+        </w:rPr>
+        <w:t xml:space="preserve">信任的差序格局与民主价值[J/OL].</w:t>
+      </w:r>
+      <w:r>
+        <w:t xml:space="preserve"> </w:t>
+      </w:r>
+      <w:r>
+        <w:rPr>
+          <w:rFonts w:hint="eastAsia"/>
+        </w:rPr>
+        <w:t xml:space="preserve">江苏社会科学(2):</w:t>
+      </w:r>
+      <w:r>
+        <w:t xml:space="preserve"> 112-120. DOI:</w:t>
+      </w:r>
+      <w:hyperlink r:id="rId56">
+        <w:r>
+          <w:rPr>
+            <w:rStyle w:val="Hyperlink"/>
+          </w:rPr>
+          <w:t xml:space="preserve">10.13858/j.cnki.cn32-1312/c.2014.02.015</w:t>
+        </w:r>
+      </w:hyperlink>
+      <w:r>
+        <w:t xml:space="preserve">.</w:t>
+      </w:r>
+    </w:p>
+    <w:bookmarkEnd w:id="57"/>
+    <w:bookmarkStart w:id="58" w:name="ref-ref_pdf_fa8db2269c"/>
     <w:p>
       <w:pPr>
         <w:pStyle w:val="Bibliography"/>
@@ -5487,9 +5574,21 @@
         </w:rPr>
         <w:t xml:space="preserve">信任的本质及其文化[J].</w:t>
       </w:r>
-    </w:p>
-    <w:bookmarkEnd w:id="57"/>
-    <w:bookmarkStart w:id="58" w:name="ref-ref_pdf_f83e8a77ca"/>
+      <w:r>
+        <w:t xml:space="preserve"> </w:t>
+      </w:r>
+      <w:r>
+        <w:rPr>
+          <w:rFonts w:hint="eastAsia"/>
+        </w:rPr>
+        <w:t xml:space="preserve">社会,</w:t>
+      </w:r>
+      <w:r>
+        <w:t xml:space="preserve"> 34(1): 1-26.</w:t>
+      </w:r>
+    </w:p>
+    <w:bookmarkEnd w:id="58"/>
+    <w:bookmarkStart w:id="59" w:name="ref-ref_pdf_f83e8a77ca"/>
     <w:p>
       <w:pPr>
         <w:pStyle w:val="Bibliography"/>
@@ -5518,9 +5617,21 @@
         </w:rPr>
         <w:t xml:space="preserve">城市居民信任的构成及影响因素[J].</w:t>
       </w:r>
-    </w:p>
-    <w:bookmarkEnd w:id="58"/>
-    <w:bookmarkStart w:id="59" w:name="ref-ref_pdf_0180166638"/>
+      <w:r>
+        <w:t xml:space="preserve"> </w:t>
+      </w:r>
+      <w:r>
+        <w:rPr>
+          <w:rFonts w:hint="eastAsia"/>
+        </w:rPr>
+        <w:t xml:space="preserve">社会,</w:t>
+      </w:r>
+      <w:r>
+        <w:t xml:space="preserve"> 26(6): 45-61.</w:t>
+      </w:r>
+    </w:p>
+    <w:bookmarkEnd w:id="59"/>
+    <w:bookmarkStart w:id="60" w:name="ref-ref_pdf_0180166638"/>
     <w:p>
       <w:pPr>
         <w:pStyle w:val="Bibliography"/>
@@ -5549,9 +5660,21 @@
         </w:rPr>
         <w:t xml:space="preserve">差序格局下的宗教信仰和信任——基于中国十城市的经验数据[J].</w:t>
       </w:r>
-    </w:p>
-    <w:bookmarkEnd w:id="59"/>
-    <w:bookmarkStart w:id="60" w:name="ref-ref_pdf_800e3c09c3"/>
+      <w:r>
+        <w:t xml:space="preserve"> </w:t>
+      </w:r>
+      <w:r>
+        <w:rPr>
+          <w:rFonts w:hint="eastAsia"/>
+        </w:rPr>
+        <w:t xml:space="preserve">社会,</w:t>
+      </w:r>
+      <w:r>
+        <w:t xml:space="preserve"> 31(4): 195-217.</w:t>
+      </w:r>
+    </w:p>
+    <w:bookmarkEnd w:id="60"/>
+    <w:bookmarkStart w:id="61" w:name="ref-ref_pdf_800e3c09c3"/>
     <w:p>
       <w:pPr>
         <w:pStyle w:val="Bibliography"/>
@@ -5571,11 +5694,23 @@
         </w:rPr>
         <w:t xml:space="preserve">市场社会中社会参与的路径问题——关系信任还是普遍信任[J].</w:t>
       </w:r>
-    </w:p>
-    <w:bookmarkEnd w:id="60"/>
+      <w:r>
+        <w:t xml:space="preserve"> </w:t>
+      </w:r>
+      <w:r>
+        <w:rPr>
+          <w:rFonts w:hint="eastAsia"/>
+        </w:rPr>
+        <w:t xml:space="preserve">社会,</w:t>
+      </w:r>
+      <w:r>
+        <w:t xml:space="preserve"> 32(2): 84-104.</w:t>
+      </w:r>
+    </w:p>
     <w:bookmarkEnd w:id="61"/>
     <w:bookmarkEnd w:id="62"/>
-    <w:bookmarkStart w:id="63" w:name="abstract"/>
+    <w:bookmarkEnd w:id="63"/>
+    <w:bookmarkStart w:id="64" w:name="abstract"/>
     <w:p>
       <w:pPr>
         <w:pStyle w:val="Heading2"/>
@@ -5634,7 +5769,7 @@
         <w:t xml:space="preserve">social trust; differential mode of association; radius of trust; urban–rural differences; birth cohort</w:t>
       </w:r>
     </w:p>
-    <w:bookmarkEnd w:id="63"/>
+    <w:bookmarkEnd w:id="64"/>
     <w:sectPr>
       <w:footnotePr>
         <w:numRestart w:val="eachSect"/>
